--- a/testakten/selbstvertreter-amtsgericht-kuechentisch-kaufpreis/03_messenger_und_mahnung.docx
+++ b/testakten/selbstvertreter-amtsgericht-kuechentisch-kaufpreis/03_messenger_und_mahnung.docx
@@ -349,7 +349,7 @@
         <w:rPr>
           <w:b/>
         </w:rPr>
-        <w:t>20. April 2026, 10:32 — Mara Hohenstaufen an werkstatt@braun-sohn.example</w:t>
+        <w:t>20. April 2026, 10:32 — Mara Hohenstaufen an werkstatt@braun-sohn.de</w:t>
       </w:r>
     </w:p>
     <w:p>
@@ -408,7 +408,7 @@
         <w:rPr>
           <w:b/>
         </w:rPr>
-        <w:t>21. April 2026, 09:48 — werkstatt@braun-sohn.example</w:t>
+        <w:t>21. April 2026, 09:48 — werkstatt@braun-sohn.de</w:t>
       </w:r>
     </w:p>
     <w:p>
